--- a/Miza-Monthly/Co_py/Ta3zez.docx
+++ b/Miza-Monthly/Co_py/Ta3zez.docx
@@ -15,8 +15,6 @@
           <w:lang w:bidi="ar-EG"/>
         </w:rPr>
       </w:pPr>
-      <w:bookmarkStart w:id="0" w:name="_GoBack"/>
-      <w:bookmarkEnd w:id="0"/>
       <w:r>
         <w:rPr>
           <w:rFonts w:hint="cs"/>
@@ -138,7 +136,7 @@
           <w:rtl/>
           <w:lang w:bidi="ar-EG"/>
         </w:rPr>
-        <w:t>‏30‏-10‏-2023</w:t>
+        <w:t>‏04‏-06‏-2025</w:t>
       </w:r>
       <w:r>
         <w:rPr>
@@ -211,17 +209,7 @@
           <w:rtl/>
           <w:lang w:bidi="ar-EG"/>
         </w:rPr>
-        <w:t>نائب</w:t>
-      </w:r>
-      <w:r>
-        <w:rPr>
-          <w:rFonts w:hint="cs"/>
-          <w:sz w:val="28"/>
-          <w:szCs w:val="28"/>
-          <w:rtl/>
-          <w:lang w:bidi="ar-EG"/>
-        </w:rPr>
-        <w:t xml:space="preserve"> مدير برنامج التمويل متناهي الصغر</w:t>
+        <w:t>مدير العمليات</w:t>
       </w:r>
     </w:p>
     <w:p>
@@ -540,7 +528,20 @@
             <w:tcW w:w="1451" w:type="pct"/>
             <w:vAlign w:val="center"/>
           </w:tcPr>
-          <w:p/>
+          <w:p>
+            <w:pPr>
+              <w:spacing w:after="0"/>
+              <w:rPr>
+                <w:rFonts w:hint="cs"/>
+                <w:sz w:val="32"/>
+                <w:szCs w:val="32"/>
+                <w:rtl/>
+                <w:lang w:bidi="ar-EG"/>
+              </w:rPr>
+            </w:pPr>
+            <w:bookmarkStart w:id="0" w:name="_GoBack"/>
+            <w:bookmarkEnd w:id="0"/>
+          </w:p>
         </w:tc>
         <w:tc>
           <w:tcPr>
@@ -551,6 +552,8 @@
             <w:pPr>
               <w:spacing w:after="0"/>
               <w:rPr>
+                <w:sz w:val="32"/>
+                <w:szCs w:val="32"/>
                 <w:rtl/>
                 <w:lang w:bidi="ar-EG"/>
               </w:rPr>
@@ -566,6 +569,10 @@
             <w:pPr>
               <w:spacing w:after="0"/>
               <w:rPr>
+                <w:b/>
+                <w:bCs/>
+                <w:sz w:val="24"/>
+                <w:szCs w:val="24"/>
                 <w:rtl/>
                 <w:lang w:bidi="ar-EG"/>
               </w:rPr>
@@ -582,6 +589,8 @@
               <w:spacing w:after="0"/>
               <w:jc w:val="center"/>
               <w:rPr>
+                <w:sz w:val="32"/>
+                <w:szCs w:val="32"/>
                 <w:rtl/>
                 <w:lang w:bidi="ar-EG"/>
               </w:rPr>
@@ -621,7 +630,15 @@
             <w:tcW w:w="1451" w:type="pct"/>
             <w:vAlign w:val="center"/>
           </w:tcPr>
-          <w:p/>
+          <w:p>
+            <w:pPr>
+              <w:spacing w:after="0"/>
+              <w:rPr>
+                <w:sz w:val="32"/>
+                <w:szCs w:val="32"/>
+              </w:rPr>
+            </w:pPr>
+          </w:p>
         </w:tc>
         <w:tc>
           <w:tcPr>
@@ -632,6 +649,8 @@
             <w:pPr>
               <w:spacing w:after="0"/>
               <w:rPr>
+                <w:sz w:val="32"/>
+                <w:szCs w:val="32"/>
                 <w:rtl/>
                 <w:lang w:bidi="ar-EG"/>
               </w:rPr>
@@ -647,6 +666,10 @@
             <w:pPr>
               <w:spacing w:after="0"/>
               <w:rPr>
+                <w:b/>
+                <w:bCs/>
+                <w:sz w:val="24"/>
+                <w:szCs w:val="24"/>
                 <w:rtl/>
                 <w:lang w:bidi="ar-EG"/>
               </w:rPr>
@@ -663,6 +686,8 @@
               <w:spacing w:after="0"/>
               <w:jc w:val="center"/>
               <w:rPr>
+                <w:sz w:val="32"/>
+                <w:szCs w:val="32"/>
                 <w:rtl/>
                 <w:lang w:bidi="ar-EG"/>
               </w:rPr>
@@ -702,7 +727,15 @@
             <w:tcW w:w="1451" w:type="pct"/>
             <w:vAlign w:val="center"/>
           </w:tcPr>
-          <w:p/>
+          <w:p>
+            <w:pPr>
+              <w:spacing w:after="0"/>
+              <w:rPr>
+                <w:sz w:val="32"/>
+                <w:szCs w:val="32"/>
+              </w:rPr>
+            </w:pPr>
+          </w:p>
         </w:tc>
         <w:tc>
           <w:tcPr>
@@ -713,6 +746,8 @@
             <w:pPr>
               <w:spacing w:after="0"/>
               <w:rPr>
+                <w:sz w:val="32"/>
+                <w:szCs w:val="32"/>
                 <w:rtl/>
                 <w:lang w:bidi="ar-EG"/>
               </w:rPr>
@@ -728,6 +763,10 @@
             <w:pPr>
               <w:spacing w:after="0"/>
               <w:rPr>
+                <w:b/>
+                <w:bCs/>
+                <w:sz w:val="24"/>
+                <w:szCs w:val="24"/>
                 <w:rtl/>
                 <w:lang w:bidi="ar-EG"/>
               </w:rPr>
@@ -740,7 +779,12 @@
           </w:tcPr>
           <w:p>
             <w:pPr>
+              <w:spacing w:after="0"/>
               <w:jc w:val="center"/>
+              <w:rPr>
+                <w:sz w:val="32"/>
+                <w:szCs w:val="32"/>
+              </w:rPr>
             </w:pPr>
           </w:p>
         </w:tc>
@@ -777,7 +821,15 @@
             <w:tcW w:w="1451" w:type="pct"/>
             <w:vAlign w:val="center"/>
           </w:tcPr>
-          <w:p/>
+          <w:p>
+            <w:pPr>
+              <w:spacing w:after="0"/>
+              <w:rPr>
+                <w:sz w:val="32"/>
+                <w:szCs w:val="32"/>
+              </w:rPr>
+            </w:pPr>
+          </w:p>
         </w:tc>
         <w:tc>
           <w:tcPr>
@@ -789,6 +841,8 @@
               <w:spacing w:after="0"/>
               <w:jc w:val="center"/>
               <w:rPr>
+                <w:sz w:val="32"/>
+                <w:szCs w:val="32"/>
                 <w:rtl/>
                 <w:lang w:bidi="ar-EG"/>
               </w:rPr>
@@ -804,6 +858,10 @@
             <w:pPr>
               <w:spacing w:after="0"/>
               <w:rPr>
+                <w:b/>
+                <w:bCs/>
+                <w:sz w:val="24"/>
+                <w:szCs w:val="24"/>
                 <w:rtl/>
                 <w:lang w:bidi="ar-EG"/>
               </w:rPr>
@@ -816,7 +874,12 @@
           </w:tcPr>
           <w:p>
             <w:pPr>
+              <w:spacing w:after="0"/>
               <w:jc w:val="center"/>
+              <w:rPr>
+                <w:sz w:val="32"/>
+                <w:szCs w:val="32"/>
+              </w:rPr>
             </w:pPr>
           </w:p>
         </w:tc>
@@ -853,7 +916,15 @@
             <w:tcW w:w="1451" w:type="pct"/>
             <w:vAlign w:val="center"/>
           </w:tcPr>
-          <w:p/>
+          <w:p>
+            <w:pPr>
+              <w:spacing w:after="0"/>
+              <w:rPr>
+                <w:sz w:val="32"/>
+                <w:szCs w:val="32"/>
+              </w:rPr>
+            </w:pPr>
+          </w:p>
         </w:tc>
         <w:tc>
           <w:tcPr>
@@ -864,6 +935,8 @@
             <w:pPr>
               <w:spacing w:after="0"/>
               <w:rPr>
+                <w:sz w:val="32"/>
+                <w:szCs w:val="32"/>
                 <w:rtl/>
                 <w:lang w:bidi="ar-EG"/>
               </w:rPr>
@@ -879,6 +952,10 @@
             <w:pPr>
               <w:spacing w:after="0"/>
               <w:rPr>
+                <w:b/>
+                <w:bCs/>
+                <w:sz w:val="24"/>
+                <w:szCs w:val="24"/>
                 <w:rtl/>
                 <w:lang w:bidi="ar-EG"/>
               </w:rPr>
@@ -891,7 +968,12 @@
           </w:tcPr>
           <w:p>
             <w:pPr>
+              <w:spacing w:after="0"/>
               <w:jc w:val="center"/>
+              <w:rPr>
+                <w:sz w:val="32"/>
+                <w:szCs w:val="32"/>
+              </w:rPr>
             </w:pPr>
           </w:p>
         </w:tc>
@@ -928,7 +1010,15 @@
             <w:tcW w:w="1451" w:type="pct"/>
             <w:vAlign w:val="center"/>
           </w:tcPr>
-          <w:p/>
+          <w:p>
+            <w:pPr>
+              <w:spacing w:after="0"/>
+              <w:rPr>
+                <w:sz w:val="32"/>
+                <w:szCs w:val="32"/>
+              </w:rPr>
+            </w:pPr>
+          </w:p>
         </w:tc>
         <w:tc>
           <w:tcPr>
@@ -939,6 +1029,8 @@
             <w:pPr>
               <w:spacing w:after="0"/>
               <w:rPr>
+                <w:sz w:val="32"/>
+                <w:szCs w:val="32"/>
                 <w:rtl/>
                 <w:lang w:bidi="ar-EG"/>
               </w:rPr>
@@ -954,6 +1046,10 @@
             <w:pPr>
               <w:spacing w:after="0"/>
               <w:rPr>
+                <w:b/>
+                <w:bCs/>
+                <w:sz w:val="24"/>
+                <w:szCs w:val="24"/>
                 <w:rtl/>
                 <w:lang w:bidi="ar-EG"/>
               </w:rPr>
@@ -966,7 +1062,12 @@
           </w:tcPr>
           <w:p>
             <w:pPr>
+              <w:spacing w:after="0"/>
               <w:jc w:val="center"/>
+              <w:rPr>
+                <w:sz w:val="32"/>
+                <w:szCs w:val="32"/>
+              </w:rPr>
             </w:pPr>
           </w:p>
         </w:tc>
@@ -1003,7 +1104,15 @@
             <w:tcW w:w="1451" w:type="pct"/>
             <w:vAlign w:val="center"/>
           </w:tcPr>
-          <w:p/>
+          <w:p>
+            <w:pPr>
+              <w:spacing w:after="0"/>
+              <w:rPr>
+                <w:sz w:val="32"/>
+                <w:szCs w:val="32"/>
+              </w:rPr>
+            </w:pPr>
+          </w:p>
         </w:tc>
         <w:tc>
           <w:tcPr>
@@ -1014,6 +1123,8 @@
             <w:pPr>
               <w:spacing w:after="0"/>
               <w:rPr>
+                <w:sz w:val="32"/>
+                <w:szCs w:val="32"/>
                 <w:rtl/>
                 <w:lang w:bidi="ar-EG"/>
               </w:rPr>
@@ -1029,6 +1140,10 @@
             <w:pPr>
               <w:spacing w:after="0"/>
               <w:rPr>
+                <w:b/>
+                <w:bCs/>
+                <w:sz w:val="24"/>
+                <w:szCs w:val="24"/>
                 <w:rtl/>
                 <w:lang w:bidi="ar-EG"/>
               </w:rPr>
@@ -1041,7 +1156,12 @@
           </w:tcPr>
           <w:p>
             <w:pPr>
+              <w:spacing w:after="0"/>
               <w:jc w:val="center"/>
+              <w:rPr>
+                <w:sz w:val="32"/>
+                <w:szCs w:val="32"/>
+              </w:rPr>
             </w:pPr>
           </w:p>
         </w:tc>
@@ -1078,7 +1198,15 @@
             <w:tcW w:w="1451" w:type="pct"/>
             <w:vAlign w:val="center"/>
           </w:tcPr>
-          <w:p/>
+          <w:p>
+            <w:pPr>
+              <w:spacing w:after="0"/>
+              <w:rPr>
+                <w:sz w:val="32"/>
+                <w:szCs w:val="32"/>
+              </w:rPr>
+            </w:pPr>
+          </w:p>
         </w:tc>
         <w:tc>
           <w:tcPr>
@@ -1089,6 +1217,8 @@
             <w:pPr>
               <w:spacing w:after="0"/>
               <w:rPr>
+                <w:sz w:val="32"/>
+                <w:szCs w:val="32"/>
                 <w:rtl/>
                 <w:lang w:bidi="ar-EG"/>
               </w:rPr>
@@ -1104,6 +1234,10 @@
             <w:pPr>
               <w:spacing w:after="0"/>
               <w:rPr>
+                <w:b/>
+                <w:bCs/>
+                <w:sz w:val="24"/>
+                <w:szCs w:val="24"/>
                 <w:rtl/>
                 <w:lang w:bidi="ar-EG"/>
               </w:rPr>
@@ -1116,7 +1250,12 @@
           </w:tcPr>
           <w:p>
             <w:pPr>
+              <w:spacing w:after="0"/>
               <w:jc w:val="center"/>
+              <w:rPr>
+                <w:sz w:val="32"/>
+                <w:szCs w:val="32"/>
+              </w:rPr>
             </w:pPr>
           </w:p>
         </w:tc>
@@ -1153,7 +1292,15 @@
             <w:tcW w:w="1451" w:type="pct"/>
             <w:vAlign w:val="center"/>
           </w:tcPr>
-          <w:p/>
+          <w:p>
+            <w:pPr>
+              <w:spacing w:after="0"/>
+              <w:rPr>
+                <w:sz w:val="32"/>
+                <w:szCs w:val="32"/>
+              </w:rPr>
+            </w:pPr>
+          </w:p>
         </w:tc>
         <w:tc>
           <w:tcPr>
@@ -1164,6 +1311,8 @@
             <w:pPr>
               <w:spacing w:after="0"/>
               <w:rPr>
+                <w:sz w:val="32"/>
+                <w:szCs w:val="32"/>
                 <w:rtl/>
                 <w:lang w:bidi="ar-EG"/>
               </w:rPr>
@@ -1179,6 +1328,10 @@
             <w:pPr>
               <w:spacing w:after="0"/>
               <w:rPr>
+                <w:b/>
+                <w:bCs/>
+                <w:sz w:val="24"/>
+                <w:szCs w:val="24"/>
                 <w:rtl/>
                 <w:lang w:bidi="ar-EG"/>
               </w:rPr>
@@ -1191,7 +1344,12 @@
           </w:tcPr>
           <w:p>
             <w:pPr>
+              <w:spacing w:after="0"/>
               <w:jc w:val="center"/>
+              <w:rPr>
+                <w:sz w:val="32"/>
+                <w:szCs w:val="32"/>
+              </w:rPr>
             </w:pPr>
           </w:p>
         </w:tc>
@@ -1228,7 +1386,15 @@
             <w:tcW w:w="1451" w:type="pct"/>
             <w:vAlign w:val="center"/>
           </w:tcPr>
-          <w:p/>
+          <w:p>
+            <w:pPr>
+              <w:spacing w:after="0"/>
+              <w:rPr>
+                <w:sz w:val="32"/>
+                <w:szCs w:val="32"/>
+              </w:rPr>
+            </w:pPr>
+          </w:p>
         </w:tc>
         <w:tc>
           <w:tcPr>
@@ -1239,6 +1405,8 @@
             <w:pPr>
               <w:spacing w:after="0"/>
               <w:rPr>
+                <w:sz w:val="32"/>
+                <w:szCs w:val="32"/>
                 <w:rtl/>
                 <w:lang w:bidi="ar-EG"/>
               </w:rPr>
@@ -1254,6 +1422,10 @@
             <w:pPr>
               <w:spacing w:after="0"/>
               <w:rPr>
+                <w:b/>
+                <w:bCs/>
+                <w:sz w:val="24"/>
+                <w:szCs w:val="24"/>
                 <w:rtl/>
                 <w:lang w:bidi="ar-EG"/>
               </w:rPr>
@@ -1266,7 +1438,12 @@
           </w:tcPr>
           <w:p>
             <w:pPr>
+              <w:spacing w:after="0"/>
               <w:jc w:val="center"/>
+              <w:rPr>
+                <w:sz w:val="32"/>
+                <w:szCs w:val="32"/>
+              </w:rPr>
             </w:pPr>
           </w:p>
         </w:tc>
@@ -2452,6 +2629,8 @@
                               <w:szCs w:val="14"/>
                             </w:rPr>
                           </w:pPr>
+                          <w:proofErr w:type="spellStart"/>
+                          <w:proofErr w:type="gramStart"/>
                           <w:r>
                             <w:rPr>
                               <w:color w:val="003300"/>
@@ -2460,13 +2639,59 @@
                             </w:rPr>
                             <w:t>Headquerters</w:t>
                           </w:r>
-                          <w:r>
-                            <w:rPr>
-                              <w:color w:val="003300"/>
-                              <w:sz w:val="14"/>
-                              <w:szCs w:val="14"/>
-                            </w:rPr>
-                            <w:t xml:space="preserve"> : 65 Qobeissy Street — Daher 11271 — Cairo  —  Egypt</w:t>
+                          <w:proofErr w:type="spellEnd"/>
+                          <w:r>
+                            <w:rPr>
+                              <w:color w:val="003300"/>
+                              <w:sz w:val="14"/>
+                              <w:szCs w:val="14"/>
+                            </w:rPr>
+                            <w:t xml:space="preserve"> :</w:t>
+                          </w:r>
+                          <w:proofErr w:type="gramEnd"/>
+                          <w:r>
+                            <w:rPr>
+                              <w:color w:val="003300"/>
+                              <w:sz w:val="14"/>
+                              <w:szCs w:val="14"/>
+                            </w:rPr>
+                            <w:t xml:space="preserve"> 65 </w:t>
+                          </w:r>
+                          <w:proofErr w:type="spellStart"/>
+                          <w:r>
+                            <w:rPr>
+                              <w:color w:val="003300"/>
+                              <w:sz w:val="14"/>
+                              <w:szCs w:val="14"/>
+                            </w:rPr>
+                            <w:t>Qobeissy</w:t>
+                          </w:r>
+                          <w:proofErr w:type="spellEnd"/>
+                          <w:r>
+                            <w:rPr>
+                              <w:color w:val="003300"/>
+                              <w:sz w:val="14"/>
+                              <w:szCs w:val="14"/>
+                            </w:rPr>
+                            <w:t xml:space="preserve"> Street — </w:t>
+                          </w:r>
+                          <w:proofErr w:type="spellStart"/>
+                          <w:r>
+                            <w:rPr>
+                              <w:color w:val="003300"/>
+                              <w:sz w:val="14"/>
+                              <w:szCs w:val="14"/>
+                            </w:rPr>
+                            <w:t>Daher</w:t>
+                          </w:r>
+                          <w:proofErr w:type="spellEnd"/>
+                          <w:r>
+                            <w:rPr>
+                              <w:color w:val="003300"/>
+                              <w:sz w:val="14"/>
+                              <w:szCs w:val="14"/>
+                            </w:rPr>
+                            <w:t xml:space="preserve"> 11271 — Cairo  —  Egypt</w:t>
                           </w:r>
                         </w:p>
                         <w:p>
@@ -2482,13 +2707,23 @@
                               <w:lang w:bidi="ar-EG"/>
                             </w:rPr>
                           </w:pPr>
-                          <w:r>
-                            <w:rPr>
-                              <w:color w:val="003300"/>
-                              <w:sz w:val="14"/>
-                              <w:szCs w:val="14"/>
-                            </w:rPr>
-                            <w:t xml:space="preserve">Tel : (202) 25898364  —  (202) 25882484      Fax: 202-25889635 </w:t>
+                          <w:proofErr w:type="gramStart"/>
+                          <w:r>
+                            <w:rPr>
+                              <w:color w:val="003300"/>
+                              <w:sz w:val="14"/>
+                              <w:szCs w:val="14"/>
+                            </w:rPr>
+                            <w:t>Tel :</w:t>
+                          </w:r>
+                          <w:proofErr w:type="gramEnd"/>
+                          <w:r>
+                            <w:rPr>
+                              <w:color w:val="003300"/>
+                              <w:sz w:val="14"/>
+                              <w:szCs w:val="14"/>
+                            </w:rPr>
+                            <w:t xml:space="preserve"> (202) 25898364  —  (202) 25882484      Fax: 202-25889635 </w:t>
                           </w:r>
                         </w:p>
                         <w:p>
@@ -2504,6 +2739,7 @@
                               <w:lang w:bidi="ar-EG"/>
                             </w:rPr>
                           </w:pPr>
+                          <w:proofErr w:type="spellStart"/>
                           <w:r>
                             <w:rPr>
                               <w:color w:val="003300"/>
@@ -2511,8 +2747,9 @@
                               <w:szCs w:val="14"/>
                               <w:lang w:bidi="ar-EG"/>
                             </w:rPr>
-                            <w:t>Sohag Office</w:t>
-                          </w:r>
+                            <w:t>Sohag</w:t>
+                          </w:r>
+                          <w:proofErr w:type="spellEnd"/>
                           <w:r>
                             <w:rPr>
                               <w:color w:val="003300"/>
@@ -2520,8 +2757,88 @@
                               <w:szCs w:val="14"/>
                               <w:lang w:bidi="ar-EG"/>
                             </w:rPr>
-                            <w:t xml:space="preserve"> : 43 Hanzala Ibn Rabia St - Sohag</w:t>
-                          </w:r>
+                            <w:t xml:space="preserve"> </w:t>
+                          </w:r>
+                          <w:proofErr w:type="gramStart"/>
+                          <w:r>
+                            <w:rPr>
+                              <w:color w:val="003300"/>
+                              <w:sz w:val="14"/>
+                              <w:szCs w:val="14"/>
+                              <w:lang w:bidi="ar-EG"/>
+                            </w:rPr>
+                            <w:t>Office</w:t>
+                          </w:r>
+                          <w:r>
+                            <w:rPr>
+                              <w:color w:val="003300"/>
+                              <w:sz w:val="14"/>
+                              <w:szCs w:val="14"/>
+                              <w:lang w:bidi="ar-EG"/>
+                            </w:rPr>
+                            <w:t xml:space="preserve"> :</w:t>
+                          </w:r>
+                          <w:proofErr w:type="gramEnd"/>
+                          <w:r>
+                            <w:rPr>
+                              <w:color w:val="003300"/>
+                              <w:sz w:val="14"/>
+                              <w:szCs w:val="14"/>
+                              <w:lang w:bidi="ar-EG"/>
+                            </w:rPr>
+                            <w:t xml:space="preserve"> 43 </w:t>
+                          </w:r>
+                          <w:proofErr w:type="spellStart"/>
+                          <w:r>
+                            <w:rPr>
+                              <w:color w:val="003300"/>
+                              <w:sz w:val="14"/>
+                              <w:szCs w:val="14"/>
+                              <w:lang w:bidi="ar-EG"/>
+                            </w:rPr>
+                            <w:t>Hanzala</w:t>
+                          </w:r>
+                          <w:proofErr w:type="spellEnd"/>
+                          <w:r>
+                            <w:rPr>
+                              <w:color w:val="003300"/>
+                              <w:sz w:val="14"/>
+                              <w:szCs w:val="14"/>
+                              <w:lang w:bidi="ar-EG"/>
+                            </w:rPr>
+                            <w:t xml:space="preserve"> Ibn </w:t>
+                          </w:r>
+                          <w:proofErr w:type="spellStart"/>
+                          <w:r>
+                            <w:rPr>
+                              <w:color w:val="003300"/>
+                              <w:sz w:val="14"/>
+                              <w:szCs w:val="14"/>
+                              <w:lang w:bidi="ar-EG"/>
+                            </w:rPr>
+                            <w:t>Rabia</w:t>
+                          </w:r>
+                          <w:proofErr w:type="spellEnd"/>
+                          <w:r>
+                            <w:rPr>
+                              <w:color w:val="003300"/>
+                              <w:sz w:val="14"/>
+                              <w:szCs w:val="14"/>
+                              <w:lang w:bidi="ar-EG"/>
+                            </w:rPr>
+                            <w:t xml:space="preserve"> St - </w:t>
+                          </w:r>
+                          <w:proofErr w:type="spellStart"/>
+                          <w:r>
+                            <w:rPr>
+                              <w:color w:val="003300"/>
+                              <w:sz w:val="14"/>
+                              <w:szCs w:val="14"/>
+                              <w:lang w:bidi="ar-EG"/>
+                            </w:rPr>
+                            <w:t>Sohag</w:t>
+                          </w:r>
+                          <w:proofErr w:type="spellEnd"/>
                         </w:p>
                         <w:p>
                           <w:pPr>
@@ -2534,6 +2851,7 @@
                               <w:lang w:bidi="ar-EG"/>
                             </w:rPr>
                           </w:pPr>
+                          <w:proofErr w:type="gramStart"/>
                           <w:r>
                             <w:rPr>
                               <w:color w:val="003300"/>
@@ -2541,7 +2859,17 @@
                               <w:szCs w:val="14"/>
                               <w:lang w:bidi="ar-EG"/>
                             </w:rPr>
-                            <w:t>Tel : (0</w:t>
+                            <w:t>Tel :</w:t>
+                          </w:r>
+                          <w:proofErr w:type="gramEnd"/>
+                          <w:r>
+                            <w:rPr>
+                              <w:color w:val="003300"/>
+                              <w:sz w:val="14"/>
+                              <w:szCs w:val="14"/>
+                              <w:lang w:bidi="ar-EG"/>
+                            </w:rPr>
+                            <w:t xml:space="preserve"> (0</w:t>
                           </w:r>
                           <w:r>
                             <w:rPr>
@@ -2996,13 +3324,23 @@
                               <w:color w:val="001800"/>
                             </w:rPr>
                           </w:pPr>
+                          <w:proofErr w:type="gramStart"/>
                           <w:r>
                             <w:rPr>
                               <w:color w:val="001800"/>
                               <w:sz w:val="14"/>
                               <w:szCs w:val="14"/>
                             </w:rPr>
-                            <w:t>Email : aueed@aueed.net /</w:t>
+                            <w:t>Email :</w:t>
+                          </w:r>
+                          <w:proofErr w:type="gramEnd"/>
+                          <w:r>
+                            <w:rPr>
+                              <w:color w:val="001800"/>
+                              <w:sz w:val="14"/>
+                              <w:szCs w:val="14"/>
+                            </w:rPr>
+                            <w:t xml:space="preserve"> aueed@aueed.net /</w:t>
                           </w:r>
                           <w:r>
                             <w:rPr>

--- a/Miza-Monthly/Co_py/Ta3zez.docx
+++ b/Miza-Monthly/Co_py/Ta3zez.docx
@@ -136,7 +136,7 @@
           <w:rtl/>
           <w:lang w:bidi="ar-EG"/>
         </w:rPr>
-        <w:t>‏04‏-06‏-2025</w:t>
+        <w:t>‏10‏-02‏-2026</w:t>
       </w:r>
       <w:r>
         <w:rPr>
@@ -179,7 +179,7 @@
           <w:rtl/>
           <w:lang w:bidi="ar-EG"/>
         </w:rPr>
-        <w:t>جورج راشد موريس</w:t>
+        <w:t>عماد جميل امين</w:t>
       </w:r>
       <w:r>
         <w:rPr>
@@ -209,8 +209,20 @@
           <w:rtl/>
           <w:lang w:bidi="ar-EG"/>
         </w:rPr>
-        <w:t>مدير العمليات</w:t>
-      </w:r>
+        <w:t xml:space="preserve">مدير </w:t>
+      </w:r>
+      <w:r>
+        <w:rPr>
+          <w:rFonts w:hint="cs"/>
+          <w:sz w:val="28"/>
+          <w:szCs w:val="28"/>
+          <w:rtl/>
+          <w:lang w:bidi="ar-EG"/>
+        </w:rPr>
+        <w:t>برنامج التمويل متناهي الصغر</w:t>
+      </w:r>
+      <w:bookmarkStart w:id="0" w:name="_GoBack"/>
+      <w:bookmarkEnd w:id="0"/>
     </w:p>
     <w:p>
       <w:pPr>
@@ -532,15 +544,12 @@
             <w:pPr>
               <w:spacing w:after="0"/>
               <w:rPr>
-                <w:rFonts w:hint="cs"/>
                 <w:sz w:val="32"/>
                 <w:szCs w:val="32"/>
                 <w:rtl/>
                 <w:lang w:bidi="ar-EG"/>
               </w:rPr>
             </w:pPr>
-            <w:bookmarkStart w:id="0" w:name="_GoBack"/>
-            <w:bookmarkEnd w:id="0"/>
           </w:p>
         </w:tc>
         <w:tc>

--- a/Miza-Monthly/Co_py/Ta3zez.docx
+++ b/Miza-Monthly/Co_py/Ta3zez.docx
@@ -136,7 +136,7 @@
           <w:rtl/>
           <w:lang w:bidi="ar-EG"/>
         </w:rPr>
-        <w:t>‏10‏-02‏-2026</w:t>
+        <w:t>‏01‏-07‏-2026</w:t>
       </w:r>
       <w:r>
         <w:rPr>
@@ -155,6 +155,8 @@
         </w:tabs>
         <w:spacing w:before="240" w:after="0"/>
         <w:rPr>
+          <w:b/>
+          <w:bCs/>
           <w:sz w:val="28"/>
           <w:szCs w:val="28"/>
           <w:rtl/>
@@ -164,6 +166,8 @@
       <w:r>
         <w:rPr>
           <w:rFonts w:hint="cs"/>
+          <w:b/>
+          <w:bCs/>
           <w:sz w:val="28"/>
           <w:szCs w:val="28"/>
           <w:rtl/>
@@ -174,6 +178,8 @@
       <w:r>
         <w:rPr>
           <w:rFonts w:hint="cs"/>
+          <w:b/>
+          <w:bCs/>
           <w:sz w:val="28"/>
           <w:szCs w:val="28"/>
           <w:rtl/>
@@ -184,6 +190,8 @@
       <w:r>
         <w:rPr>
           <w:rFonts w:hint="cs"/>
+          <w:b/>
+          <w:bCs/>
           <w:sz w:val="28"/>
           <w:szCs w:val="28"/>
           <w:rtl/>
@@ -194,6 +202,8 @@
       <w:r>
         <w:rPr>
           <w:rFonts w:hint="cs"/>
+          <w:b/>
+          <w:bCs/>
           <w:sz w:val="28"/>
           <w:szCs w:val="28"/>
           <w:rtl/>
@@ -204,6 +214,8 @@
       <w:r>
         <w:rPr>
           <w:rFonts w:hint="cs"/>
+          <w:b/>
+          <w:bCs/>
           <w:sz w:val="28"/>
           <w:szCs w:val="28"/>
           <w:rtl/>
@@ -214,6 +226,8 @@
       <w:r>
         <w:rPr>
           <w:rFonts w:hint="cs"/>
+          <w:b/>
+          <w:bCs/>
           <w:sz w:val="28"/>
           <w:szCs w:val="28"/>
           <w:rtl/>
@@ -221,8 +235,6 @@
         </w:rPr>
         <w:t>برنامج التمويل متناهي الصغر</w:t>
       </w:r>
-      <w:bookmarkStart w:id="0" w:name="_GoBack"/>
-      <w:bookmarkEnd w:id="0"/>
     </w:p>
     <w:p>
       <w:pPr>
@@ -301,13 +313,30 @@
       </w:r>
       <w:r>
         <w:rPr>
+          <w:sz w:val="32"/>
+          <w:szCs w:val="32"/>
+          <w:rtl/>
+          <w:lang w:bidi="ar-EG"/>
+        </w:rPr>
+        <w:fldChar w:fldCharType="begin"/>
+      </w:r>
+      <w:r>
+        <w:rPr>
+          <w:sz w:val="32"/>
+          <w:szCs w:val="32"/>
+          <w:rtl/>
+          <w:lang w:bidi="ar-EG"/>
+        </w:rPr>
+        <w:instrText xml:space="preserve"> </w:instrText>
+      </w:r>
+      <w:r>
+        <w:rPr>
           <w:rFonts w:hint="cs"/>
           <w:sz w:val="32"/>
           <w:szCs w:val="32"/>
-          <w:rtl/>
-          <w:lang w:bidi="ar-EG"/>
-        </w:rPr>
-        <w:t>0</w:t>
+          <w:lang w:bidi="ar-EG"/>
+        </w:rPr>
+        <w:instrText>DATE  \@ "MM</w:instrText>
       </w:r>
       <w:r>
         <w:rPr>
@@ -317,7 +346,44 @@
           <w:rtl/>
           <w:lang w:bidi="ar-EG"/>
         </w:rPr>
-        <w:t>0</w:t>
+        <w:instrText>"</w:instrText>
+      </w:r>
+      <w:r>
+        <w:rPr>
+          <w:sz w:val="32"/>
+          <w:szCs w:val="32"/>
+          <w:rtl/>
+          <w:lang w:bidi="ar-EG"/>
+        </w:rPr>
+        <w:instrText xml:space="preserve"> </w:instrText>
+      </w:r>
+      <w:r>
+        <w:rPr>
+          <w:sz w:val="32"/>
+          <w:szCs w:val="32"/>
+          <w:rtl/>
+          <w:lang w:bidi="ar-EG"/>
+        </w:rPr>
+        <w:fldChar w:fldCharType="separate"/>
+      </w:r>
+      <w:r>
+        <w:rPr>
+          <w:noProof/>
+          <w:sz w:val="32"/>
+          <w:szCs w:val="32"/>
+          <w:rtl/>
+          <w:lang w:bidi="ar-EG"/>
+        </w:rPr>
+        <w:t>‏07</w:t>
+      </w:r>
+      <w:r>
+        <w:rPr>
+          <w:sz w:val="32"/>
+          <w:szCs w:val="32"/>
+          <w:rtl/>
+          <w:lang w:bidi="ar-EG"/>
+        </w:rPr>
+        <w:fldChar w:fldCharType="end"/>
       </w:r>
       <w:r>
         <w:rPr>
@@ -331,13 +397,30 @@
       </w:r>
       <w:r>
         <w:rPr>
+          <w:sz w:val="32"/>
+          <w:szCs w:val="32"/>
+          <w:rtl/>
+          <w:lang w:bidi="ar-EG"/>
+        </w:rPr>
+        <w:fldChar w:fldCharType="begin"/>
+      </w:r>
+      <w:r>
+        <w:rPr>
+          <w:sz w:val="32"/>
+          <w:szCs w:val="32"/>
+          <w:rtl/>
+          <w:lang w:bidi="ar-EG"/>
+        </w:rPr>
+        <w:instrText xml:space="preserve"> </w:instrText>
+      </w:r>
+      <w:r>
+        <w:rPr>
           <w:rFonts w:hint="cs"/>
           <w:sz w:val="32"/>
           <w:szCs w:val="32"/>
-          <w:rtl/>
-          <w:lang w:bidi="ar-EG"/>
-        </w:rPr>
-        <w:t>0000</w:t>
+          <w:lang w:bidi="ar-EG"/>
+        </w:rPr>
+        <w:instrText>DATE  \@ "yyyy</w:instrText>
       </w:r>
       <w:r>
         <w:rPr>
@@ -347,7 +430,62 @@
           <w:rtl/>
           <w:lang w:bidi="ar-EG"/>
         </w:rPr>
-        <w:t xml:space="preserve"> حيث تم الاستعلام عنهم كالاتي :</w:t>
+        <w:instrText>"</w:instrText>
+      </w:r>
+      <w:r>
+        <w:rPr>
+          <w:sz w:val="32"/>
+          <w:szCs w:val="32"/>
+          <w:rtl/>
+          <w:lang w:bidi="ar-EG"/>
+        </w:rPr>
+        <w:instrText xml:space="preserve"> </w:instrText>
+      </w:r>
+      <w:r>
+        <w:rPr>
+          <w:sz w:val="32"/>
+          <w:szCs w:val="32"/>
+          <w:rtl/>
+          <w:lang w:bidi="ar-EG"/>
+        </w:rPr>
+        <w:fldChar w:fldCharType="separate"/>
+      </w:r>
+      <w:r>
+        <w:rPr>
+          <w:noProof/>
+          <w:sz w:val="32"/>
+          <w:szCs w:val="32"/>
+          <w:rtl/>
+          <w:lang w:bidi="ar-EG"/>
+        </w:rPr>
+        <w:t>‏2026</w:t>
+      </w:r>
+      <w:r>
+        <w:rPr>
+          <w:sz w:val="32"/>
+          <w:szCs w:val="32"/>
+          <w:rtl/>
+          <w:lang w:bidi="ar-EG"/>
+        </w:rPr>
+        <w:fldChar w:fldCharType="end"/>
+      </w:r>
+      <w:r>
+        <w:rPr>
+          <w:sz w:val="32"/>
+          <w:szCs w:val="32"/>
+          <w:lang w:bidi="ar-EG"/>
+        </w:rPr>
+        <w:t xml:space="preserve"> </w:t>
+      </w:r>
+      <w:r>
+        <w:rPr>
+          <w:rFonts w:hint="cs"/>
+          <w:sz w:val="32"/>
+          <w:szCs w:val="32"/>
+          <w:rtl/>
+          <w:lang w:bidi="ar-EG"/>
+        </w:rPr>
+        <w:t>حيث تم الاستعلام عنهم كالاتي :</w:t>
       </w:r>
     </w:p>
     <w:tbl>
@@ -664,6 +802,8 @@
                 <w:lang w:bidi="ar-EG"/>
               </w:rPr>
             </w:pPr>
+            <w:bookmarkStart w:id="0" w:name="_GoBack"/>
+            <w:bookmarkEnd w:id="0"/>
           </w:p>
         </w:tc>
         <w:tc>
